--- a/public/instrucoes-preenchimento-versao-b-maria.docx
+++ b/public/instrucoes-preenchimento-versao-b-maria.docx
@@ -16,7 +16,7 @@
           <w:sz w:val="48"/>
           <w:szCs w:val="48"/>
         </w:rPr>
-        <w:t xml:space="preserve">MARIA</w:t>
+        <w:t xml:space="preserve">MARIAH</w:t>
       </w:r>
     </w:p>
     <w:p>
@@ -82,7 +82,7 @@
           <w:sz w:val="18"/>
           <w:szCs w:val="18"/>
         </w:rPr>
-        <w:t xml:space="preserve">Matriz de Avaliação de Risco em Inteligência Artificial</w:t>
+        <w:t xml:space="preserve">Matriz de Avaliação de Risco de Inteligência Artificial em Pesquisa com Seres Humanos</w:t>
       </w:r>
     </w:p>
     <w:p>
@@ -139,7 +139,7 @@
         <w:rPr>
           <w:rFonts w:ascii="Arial" w:cs="Arial" w:eastAsia="Arial" w:hAnsi="Arial"/>
         </w:rPr>
-        <w:t xml:space="preserve">Quatro mecanismos alteram a aritmética simples: a Cláusula de Prevalência Ética (Bloco 4), que força o Nível IV; a questão eliminatória (P6.b.2), que torna o protocolo “não avaliável pela MARIA”; a bidirecionalidade do Bloco 7 (Mitigação); e o Bloco 6.b condicional (Res. 738), que soma ao Bloco 6 quando há banco de dados.</w:t>
+        <w:t xml:space="preserve">Quatro mecanismos alteram a aritmética simples: a Cláusula de Prevalência Ética (Bloco 4), que força o Nível IV; a questão eliminatória (P6.b.2), que torna o protocolo “não avaliável pela MARIAH”; a bidirecionalidade do Bloco 7 (Mitigação); e o Bloco 6.b condicional (Res. 738), que soma ao Bloco 6 quando há banco de dados.</w:t>
       </w:r>
     </w:p>
     <w:p>
@@ -8095,7 +8095,7 @@
                 <w:sz w:val="18"/>
                 <w:szCs w:val="18"/>
               </w:rPr>
-              <w:t xml:space="preserve">Verifica o Termo de Anuência Institucional (Art. 27, VI da Res. CNS n.º 738/2024), assinado pelo responsável (dirigente ou pessoa por ele delegada) da instituição de onde os dados provêm — exigível apenas para banco constituído fora do âmbito de pesquisa (origem não-investigativa: prontuários, registros, bases administrativas). Salvaguarda de Inavaliabilidade: nesse caso, sua ausência torna o protocolo "não avaliável pela MARIA" (§7.3.6), independentemente da pontuação total. Marque "Não se aplica" quando o banco foi constituído no âmbito de pesquisa — inclusive reuso de banco de pesquisa anterior do próprio pesquisador —, hipótese regida pelo Art. 24 (Termo de Compromisso de Uso de Dados), que não exige Anuência.</w:t>
+              <w:t xml:space="preserve">Verifica o Termo de Anuência Institucional (Art. 27, VI da Res. CNS n.º 738/2024), assinado pelo responsável (dirigente ou pessoa por ele delegada) da instituição de onde os dados provêm — exigível apenas para banco constituído fora do âmbito de pesquisa (origem não-investigativa: prontuários, registros, bases administrativas). Salvaguarda de Inavaliabilidade: nesse caso, sua ausência torna o protocolo "não avaliável pela MARIAH" (§7.3.6), independentemente da pontuação total. Marque "Não se aplica" quando o banco foi constituído no âmbito de pesquisa — inclusive reuso de banco de pesquisa anterior do próprio pesquisador —, hipótese regida pelo Art. 24 (Termo de Compromisso de Uso de Dados), que não exige Anuência.</w:t>
             </w:r>
           </w:p>
         </w:tc>
@@ -10345,7 +10345,7 @@
         <w:rPr>
           <w:rFonts w:ascii="Arial" w:cs="Arial" w:eastAsia="Arial" w:hAnsi="Arial"/>
         </w:rPr>
-        <w:t xml:space="preserve">Some os pontos de todos os blocos aplicáveis e compare com os pontos de corte. Atenção às salvaguardas: a Cláusula de Prevalência (Bloco 4) força Nível IV; questão eliminatória (P6.b.2) respondida no sentido de risco torna o protocolo “não avaliável pela MARIA”.</w:t>
+        <w:t xml:space="preserve">Some os pontos de todos os blocos aplicáveis e compare com os pontos de corte. Atenção às salvaguardas: a Cláusula de Prevalência (Bloco 4) força Nível IV; questão eliminatória (P6.b.2) respondida no sentido de risco torna o protocolo “não avaliável pela MARIAH”.</w:t>
       </w:r>
     </w:p>
     <w:tbl>
@@ -11465,7 +11465,7 @@
         <w:sz w:val="15"/>
         <w:szCs w:val="15"/>
       </w:rPr>
-      <w:t xml:space="preserve">MARIA — Matriz de Avaliação de Risco em Inteligência Artificial</w:t>
+      <w:t xml:space="preserve">MARIAH — Matriz de Avaliação de Risco de Inteligência Artificial em Pesquisa com Seres Humanos</w:t>
     </w:r>
   </w:p>
 </w:hdr>
